--- a/arb/docx/43.content.docx
+++ b/arb/docx/43.content.docx
@@ -178,13 +178,6 @@
         <w:rPr>
           <w:lang w:val="ar_AE" w:bidi="ar_AE"/>
         </w:rPr>
-      </w:r>
-      <w:r>
-        <w:rPr>
-          <w:i/>
-          <w:lang w:val="ar_AE" w:bidi="ar_AE"/>
-        </w:rPr>
-        <w:t>John 1:1, يوحنا 1:1–18, يوحنا 3:1, يوحنا 4:1, يوحنا 4:1–5, يوحنا 5:1, يوحنا 6:1–9, يوحنا 8:1, يوحنا 10:1, John 1:12, يوحنا 13:1, يوحنا 14:1, يوحنا 15:1, John 1:17, يوحنا 18:1, يوحنا 19:1–51, يوحنا 19:1–50.12, يوحنا 20:1, يوحنا 21:1, يوحنا 22:1–23, يوحنا 24:1, يوحنا 25:1–26, يوحنا 27:1, يوحنا 29:1, يوحنا 32:1, يوحنا 1:34, يوحنا 35:1–51, يوحنا 40:1–42, يوحنا 43:1–44, يوحنا 45:1, يوحنا 46:1, يوحنا 47:1, يوحنا 48:1–49, يوحنا 51:1, يوحنا 1:2, يوحنا 1:2–25, يوحنا 1:2–42.10, يوحنا 3:2, يوحنا 4:2, يوحنا 6:2, يوحنا 9:2–10, يوحنا 11:2, يوحنا 13:2, يوحنا 2:14–17, يوحنا 19:2–21, يوحنا 22:2, يوحنا 24:2, يوحنا 1:3, يوحنا 2:3, يوحنا 3:3, يوحنا5:3, يوحنا 8:3, يوحنا 13:3, يوحنا 14:3–15, يوحنا 16:3, يوحنا 16:3–21, يوحنا 18:3, يوحنا 19:3–20, يوحنا 22:3, يوحنا 22:3–36, يوجنا 24:3, يوحنا 26:3, يوحنا 27:3–35, يوحنا 29:3, يوحنا 31:3, يوحنا 34:3–35, يوحنا 36:3, يوحنا 1:4–42, يوحنا 2:4, يوحنا 3:4, يوحنا 4:4–6, يوحنا 7:4, يوحنا 9:4, يوحنا 10:4, يوحنا 11:4, يوحنا 12:4, يوحنا 14:4, يوحنا 15:4, يوحنا 16:4–18, يوحنا 19:4, يوحنا 19:4–20, يوحنا 20:4, يوحنا 21:4–22, يوحنا 24:4, يوحنا 26:4, يوحنا 27:4–30, يوحنا 32:4–34, يوحنا 35:4, يوحنا 38:4, يوحنا 39:4–40, يوحنا 42:4, يوحنا 44:4–45, يوحنا 48:4, يوحنا 50:4, يوحنا 53:4, يوحنا 54:4, يوحنا 1:5, يوحنا 1:5–40, يوحنا 1:5–42.10, يوحنا 2:5, يوحنا 3:5, يوحنا 5:5, يوحنا 8:5–9, يوحنا 12:5, يوحنا 14:5, يوحنا 17:5, يوحنا 19:5–30, يوحنا 21:5, يوحنا 22:5, يوحنا 23:5, يوحنا 24:5, يوحنا 31:5–40, يوحنا 32:5, يوحنا 33:5–35, يوحنا 36:5, يوحنا 39:5–40, يوحنا 41:5–47, يوحنا 42:5, يوحنا 44:5, يوحنا 45:5–46, يوحنا 1:6–15, يوحنا 1:6–71, يوحنا 5:6, يوحنا 9:6, يوحنا 10:6, يوحنا 11:6, يوحنا 14:6, يوحنا 15:6, يوحنا 18:6, يوحنا 19:6, يوحنا 20:6, يوحنا 21:6, يوحنا 24:6, يوحنا 26:6, يوحنا 26:6–59, يوحنا 27:6, يوحنا 30:6, يوحنا 32:6–33, يوحنا 34:6, يوحنا 35:6, يوحنا 37:6, يوحنا 37:6–40, يوحنا 41:6–42, يوحنا 43:6–51, يوحنا 49:6–50, يوحنا 51:6, يوحنا 53:6–58, يوحنا 60:6–61, يوحنا 63:6, يوحنا 65:6, يوحنا 68:6–69, يوحنا 70:6–71, يوحنا 1:7–52, يوحنا 2:7, يوحنا 3:7–5, يوحنا 6:7–8, يوحنا 15:7, يوحنا 17:7, يوحنا 19:7, يوحنا 20:7, يوحنا 22:7, يوحنا 27:7, يوحنا 29:7, يوحنا 30:7, يوحنا 32:7–36, يوحنا 37:7–38, يوحنا 39:7, يوحنا 41:7–42, يوحنا 45:7–52, يوحنا 49:7–51, يوحنا 52:7, يوحنا 53:7–11:8, يوحنا 3:8, يوحنا 4:8, يوحنا 5:8, يوحنا 6:8, يوحنا 7:8, يوحنا 9:8, يوحنا 11:8, يوحنا 12:8, يوحنا 12:8–59, يوحنا 13:8, يوحنا 14:8–15, يوحنا 19:8, يوحنا 20:8, يوحنا 21:8, يوحنا 23:8, يوحنا 24:8, يوحنا 25:8, يوحنا 28:8, يوحنا 30:8, يوحنا 31:8–32, يوحنا 33:8, يوحنا 35:8, يوحنا 37:8–41, يوحنا 41:8, يوحنا 44:8, يوحنا 48:8–49, يوحنا 53:8, يوحنا 56:8, يوحنا 57:8, يوحنا 58:8, يوحنا 59:8, يوحنا 1:9–41, يوحنا 2:9, يوحنا 5:9, يوحنا 6:9, يوحنا 7:9, يوحنا 11:9, يوحنا 13:9, يوحنا 17:9, يوحنا 18:9, يوحنا 20:9–22, يوحنا 24:9, يوحنا 28:9–29, يوحنا 30:9, يوحنا 32:9–33, يوحنا 34:9, يوحنا 35:9, يوحنا 35:9–38, يوحنا 40:9–41, يوحنا 1:10, يوحنا 1:10–21, يوحنا 1:10–42, يوحنا 3:10, يوحنا 4:10, يوحنا 7:10, يوحنا 9:10, يوحنا 10:10, يوحنا 11:10–13, يوحنا 11:10–14, يوحنا 14:10–17, يوحنا 15:10, يوحنا 16:10, يوحنا 18:10, يوحنا 19:10–21, يوحنا 22:10, يوحنا 23:10, يوحنا 24:10, يوحنا 25:10, يوحنا 25:10–42, يوحنا 27:10–29, يوحنا 30:10, يوحنا 31:10–33, يوحنا 34:10–36, يوحنا 38:10, يوحنا 40:10, يوحنا 41:10, يوحنا 42:10, يوحنا 1:11, يوحنا 1:11–57, يوحنا 3:11, يوحنا 4:11, يوحنا 6:11, يوحنا 8:11, يوحنا 16:11, يوحنا 17:11, يوحنا 19:11, يوحنا 21:11, يوحنا 22:11, يوحنا 24:11, يوحنا 25:11, يوحنا 26:11–27, يوحنا 28:11–32, يوحنا 33:11, يوحنا 39:11, يوحنا 45:11–46, يوحنا 48:11, يوحنا 49:11, يوحنا 50:11–51, يوحنا 52:11, يوحنا 53:11–54, يوحنا 55:11–57, يوحنا 1:12, يوحنا 1:12–50, يوحنا 2:12, يوحنا 3:12, يوحنا 5:12, يوحنا 7:12, يوحنا 8:12, يوحنا 12:12, يوحنا 13:12, يوحنا 14:12, يوحنا 16:12, يوحنا 17:12–19, يوحنا 19:12, يوحنا 20:12, يوحنا 21:12, يوحنا 23:12, يوحنا 24:12, يوحنا 25:12, يوحنا 27:12, يوحنا 28:12, يوحنا 29:12, يوحنا 31:12–33, يوحنا 32:12–34, يوحنا 34:12, يوحنا 36:12, يوحنا 37:12, يوحنا 39:12–40, يوحنا 41:12, يوحنا 42:12–43, يوحنا 44:12–50, يوحنا 49:12–50, يوحنا 1:13–38, يوحنا 1:13–31.20, يوحنا 2:13, يوحنا 4:13–5, يوحنا 8:13, يوحنا 9:13, يوحنا 10:13, يوحنا 14:13–15, يوحنا 16:13, يوحنا 18:13, يوحنا 19:13, يوحنا 21:13, يوحنا 23:13, يوحنا 25:13, يوحنا 26:13, يوحنا 27:13, يوحنا 28:13–29, يوحنا 30:13, يوحنا 31:13, يوحنا 31:13–26:17, يوحنا 33:13, يوحنا 34:13–35, يوحنا 37:13, يوحنا 1:14, يوحنا 1:14–31, يوحنا 2:14, يوحنا 3:14, يوحنا 6:14, يوحنا 8:14, يوحنا 9:14, يوحنا 10:14, يوحنا 12:14, يوحنا 15:14, يوحنا 16:14, يوحنا 17:14, يوحنا 18:14, يوحنا 20:14, يوحنا 22:14, يوحنا 23:14–24, يوحنا 26:14, يوحنا 27:14, يوحنا 28:14, يوحنا 30:14, يوحنا 1:15, يوحنا 1:15–27, يوحنا 2:15–3, يوحنا 4:15, يوحنا 6:15, يوحنا 7:15, يوحنا 8:15, يوحنا 10:15, يوحنا 12:15–13, يوحنا 14:15–16, يوحنا 15:15, يوحنا 18:15–27, يوحنا 20:15, يوحنا 22:15–24, يوحنا 25:15, يوحنا 26:15, يوحنا 27:15, يوحنا 1:16–2, يوحنا 7:16, يوحنا 8:16, يوحنا 8:16–11, يوحنا 11:16, يوحنا 13:16, يوحنا 16:16, يوحنا 16:16–33, يوحنا 20:16, يوحنا 21:16, يوحنا 23:16–24, يوحنا 25:16, يوحنا 26:16–27, يوحنا 33:16, يوحنا 1:17, يوحنا 1:17–26, يوحنا 2:17, يوحنا 3:17, يوحنا 4:17, يوحنا 5:17, يوحنا 6:17, يوحنا 8:17, يوحنا 9:17–19, يوحنا 10:17, يوحنا 11:17, يوحنا 12:17–13, يوحنا 14:17, يوحنا 16:17–18, يوحنا 19:17, يوحنا 20:17, يوحنا 21:17, يوحنا 22:17, يوحنا 23:17, يوحنا 24:17, يوحنا 26:17, يوحنا 1:18–2, يوحنا 1:18–40, يوحنا 3:18, يوحنا 5:18, يوحنا 6:18, يوحنا 8:18, يوحنا 9:18, يوحنا 10:18–11, يوحنا 12:18–14, يوحنا 14:18, يوحنا 15:18, يوحنا 16:18–17, يوحنا 19:18, يوحنا 20:18–21, يوحنا 22:18–23, يوحنا 24:18, يوحنا 25:18–27, يوحنا 28:18, يوحنا 29:18, يوحنا 31:18–32, يوحنا 33:18, يوحنا 34:18–35, يوحنا 36:18–37, يوحنا 38:18–39, يوحنا 40:18, يوحنا 1:19–16, يوحنا 2:19, يوحنا 4:19–6, يوحنا 6:19, يوحنا 7:19, يوحنا 8:19–9, يوحنا 10:19–11, يوحنا 12:19, يوحنا 13:19, يوحنا 14:19, يوحنا 15:19, يوحنا 16:19, يوحنا 17:19, يوحنا 18:19, يوحنا 19:19–22, يوحنا 23:19–24, يوحنا 25:19–26, يوحنا 27:19, يوحنا 29:19, يوحنا 30:19, يوحنا 31:19–33, يوحنا 34:19, يوحنا 35:19, يوحنا 36:19, يوحنا 37:19, يوحنا 38:19, يوحنا 39:19, يوحنا 41:19, يوحنا 42:19, يوحنا 1:20, يوحنا 2:20, يوحنا 3:20–10, يوحنا 6:20–7, يوحنا 8:20–9, يوحنا 11:20–13, يوحنا 14:20–15, يوحنا 16:20, يوحنا 17:20, يوحنا 18:20, يوحنا 19:20, يوحنا 20:20, يوحنا 21:20, يوحنا 22:20, يوحنا 23:20, يوحنا 24:20–25, يوحنا 26:20–27, يوحنا 28:20, يوحنا 29:20, يوحنا 30:20–31, يوحنا 31:20, يوحنا 1:21–25, يوحنا 2:21, يوحنا 3:21, يوحنا 4:21, يوحنا 6:21, يوحنا 7:21, يوحنا 9:21, يوحنا 11:21, يوحنا 12:21–13, يوحنا 14:21, يوحنا 15:21, يوحنا 15:21–17, يوحنا 17:21, يوحنا 18:21, يوحنا 19:21, يوحنا 20:21–22, يوحنا 23:21, يوحنا 24:21, يوحنا 25:21</w:t>
       </w:r>
       <w:r>
         <w:rPr>

--- a/arb/docx/43.content.docx
+++ b/arb/docx/43.content.docx
@@ -163,21 +163,6 @@
           <w:lang w:val="ar_AE" w:bidi="ar_AE"/>
         </w:rPr>
         <w:t>JHN</w:t>
-      </w:r>
-      <w:r>
-        <w:rPr>
-          <w:lang w:val="ar_AE" w:bidi="ar_AE"/>
-        </w:rPr>
-      </w:r>
-    </w:p>
-    <w:p>
-      <w:pPr>
-        <w:bidi/>
-      </w:pPr>
-      <w:r>
-        <w:rPr>
-          <w:lang w:val="ar_AE" w:bidi="ar_AE"/>
-        </w:rPr>
       </w:r>
       <w:r>
         <w:rPr>

--- a/arb/docx/43.content.docx
+++ b/arb/docx/43.content.docx
@@ -14347,13 +14347,7 @@
         <w:rPr>
           <w:lang w:val="ar_AE" w:bidi="ar_AE"/>
         </w:rPr>
-        <w:t xml:space="preserve">). كان مصطلح "الجسد والدم" تعبيرًا يهوديًا يشير إلى الشخص بأكمله، قد يكون يسوع يدعو الناس إلى استيعابه بالكامل من خلال الإيمان به بشكل كامل. ترى بعض التقاليد المسيحية الخبز كجسد المسيح المبذول من أجلنا والخمر كدمه المسفوك من أجلنا. ويأخذ آخرون المعنى بمصطلحات روحية بحته. </w:t>
-      </w:r>
-      <w:r>
-        <w:rPr>
-          <w:lang w:val="ar_AE" w:bidi="ar_AE"/>
-        </w:rPr>
-        <w:t>وفي كلتا الحالتين، فإن الحصول على الشركة لا يعني أقل من احتضان ذبيحة يسوع المحيية.</w:t>
+        <w:t>). كان مصطلح "الجسد والدم" تعبيرًا يهوديًا يشير إلى الشخص بأكمله، قد يكون يسوع يدعو الناس إلى استيعابه بالكامل من خلال الإيمان به بشكل كامل. لإصلاح، كانت هناك ثلاث تفسيرات رئيسية موجودة لتصريحات يسوع بشأن الخبز والخمر: (1) أن الخبز والخمر يتحولان إلى جسد ودم يسوع المسيح الفعليين (الاستحالة); (2) أنَّ المسيح حاضرٌ حقًّا في السرّ المقدّس (العشاء الرباني) حضورًا حقيقيًّا وسريًّا يتجاوز إدراك العقل البشري، أو ما يُعرَف بـ(الحضور الحقيقي)؛ (3) أن الخبز والخمر يرمزان إلى جسد ودم المسيح، وهو ما يفيد المتلقي من خلال عمل الروح بالإيمان (الرمزية).</w:t>
       </w:r>
       <w:r>
         <w:rPr>

--- a/arb/docx/43.content.docx
+++ b/arb/docx/43.content.docx
@@ -22,7 +22,7 @@
         <w:rPr>
           <w:lang w:val="ar_AE" w:bidi="ar_AE"/>
         </w:rPr>
-        <w:t>Resource: Tyndale Open Study Notes</w:t>
+        <w:t>Resource: Aquifer Open Study Notes</w:t>
       </w:r>
       <w:r>
         <w:rPr>
@@ -122,7 +122,7 @@
         <w:rPr>
           <w:lang w:val="ar_AE" w:bidi="ar_AE"/>
         </w:rPr>
-        <w:t>Tyndale Open Study Notes</w:t>
+        <w:t>Aquifer Open Study Notes</w:t>
       </w:r>
     </w:p>
     <w:p>
